--- a/public/Document.docx
+++ b/public/Document.docx
@@ -46,7 +46,7 @@
           <w:sz w:val="18"/>
           <w:szCs w:val="18"/>
         </w:rPr>
-        <w:t xml:space="preserve">Coyle, Oklahoma • bassjohn159@yahoo.com • github.com/babyboy198331-coder • linkedin.com/in/john-b-1182183ba</w:t>
+        <w:t xml:space="preserve">Coyle, Oklahoma • bassjohn159@yahoo.com • github.com/jbass-dev • linkedin.com/in/john-b-1182183ba</w:t>
       </w:r>
     </w:p>
     <w:p>
@@ -400,7 +400,7 @@
           <w:sz w:val="20"/>
           <w:szCs w:val="20"/>
         </w:rPr>
-        <w:t xml:space="preserve">CRM AI</w:t>
+        <w:t xml:space="preserve">ShiftGrid</w:t>
       </w:r>
       <w:r>
         <w:rPr>
@@ -420,16 +420,25 @@
           <w:sz w:val="20"/>
           <w:szCs w:val="20"/>
         </w:rPr>
-        <w:t xml:space="preserve">Next.js, Node.js/Express, Prisma, PostgreSQL, Docker, Railway, OpenAI API.</w:t>
-      </w:r>
-      <w:r>
-        <w:rPr>
-          <w:rFonts w:ascii="Arial" w:cs="Arial" w:eastAsia="Arial" w:hAnsi="Arial"/>
-          <w:color w:val="000000"/>
-          <w:sz w:val="20"/>
-          <w:szCs w:val="20"/>
-        </w:rPr>
-        <w:t xml:space="preserve"> Full-stack CRM with role-based permissions and AI features (meeting summaries, follow-up drafts, Q&amp;A chatbot); containerized with Docker, deployed as three services on Railway</w:t>
+        <w:t xml:space="preserve">Next.js, TypeScript, Tailwind CSS, PostgreSQL/Prisma, dnd-kit, Vitest, Vercel.</w:t>
+      </w:r>
+      <w:r>
+        <w:rPr>
+          <w:rFonts w:ascii="Arial" w:cs="Arial" w:eastAsia="Arial" w:hAnsi="Arial"/>
+          <w:color w:val="000000"/>
+          <w:sz w:val="20"/>
+          <w:szCs w:val="20"/>
+        </w:rPr>
+        <w:t xml:space="preserve"> Staff-scheduling tool — drag a person onto a shift and a unit-tested constraint engine validates every move in real time while tracking a running labor cost; accessible, keyboard-operable week grid on a Prisma/Postgres model hosted on Neon. Live at </w:t>
+      </w:r>
+      <w:r>
+        <w:rPr>
+          <w:rFonts w:ascii="Arial" w:cs="Arial" w:eastAsia="Arial" w:hAnsi="Arial"/>
+          <w:color w:val="000000"/>
+          <w:sz w:val="20"/>
+          <w:szCs w:val="20"/>
+        </w:rPr>
+        <w:t xml:space="preserve">shift-grid-liart.vercel.app</w:t>
       </w:r>
     </w:p>
     <w:p>
@@ -582,7 +591,7 @@
           <w:sz w:val="20"/>
           <w:szCs w:val="20"/>
         </w:rPr>
-        <w:t xml:space="preserve">babyboy198331-coder.github.io/miniexpensetracker</w:t>
+        <w:t xml:space="preserve">jbass-dev.github.io/miniexpensetracker</w:t>
       </w:r>
     </w:p>
     <w:p>
